--- a/docs/M2_RE_04_M2bOpenCircuit.docx
+++ b/docs/M2_RE_04_M2bOpenCircuit.docx
@@ -355,7 +355,7 @@
         <w:t xml:space="preserve"> </w:t>
       </w:r>
       <w:r>
-        <w:t xml:space="preserve">(kini 20 sheet)</w:t>
+        <w:t xml:space="preserve">(20 sheet saat iterasi 4; kini 46)</w:t>
       </w:r>
       <w:r>
         <w:t xml:space="preserve"> </w:t>
